--- a/Rudra_Rajpurohit_230911570_FGAI_Assignment2.docx
+++ b/Rudra_Rajpurohit_230911570_FGAI_Assignment2.docx
@@ -243,7 +243,7 @@
                   <w:color w:val="0563C1"/>
                   <w:u w:val="single"/>
                 </w:rPr>
-                <w:t>https://github.com/RajRudra06/FGAI-Assignment-IA2</w:t>
+                <w:t>https://github.com/RajRudra06/FGAI-Assignment-IA2.git</w:t>
               </w:r>
             </w:hyperlink>
           </w:p>
